--- a/example_articles/states/Florida/2.states_Florida_New_York_Times.docx
+++ b/example_articles/states/Florida/2.states_Florida_New_York_Times.docx
@@ -29,17 +29,17 @@
     </w:p>
     <w:p>
       <w:r>
-        <w:t>Source File: NYT/31.DOCX</w:t>
+        <w:t>Source file: NYT/31.DOCX</w:t>
       </w:r>
     </w:p>
     <w:p>
       <w:r>
-        <w:t>Raw locations result: ['Florida']</w:t>
+        <w:t>Raw locations result, 'locations': ['Florida']</w:t>
       </w:r>
     </w:p>
     <w:p>
       <w:r>
-        <w:t>states_stand_flat (Standardized): Florida</w:t>
+        <w:t>Standardized locations result, 'states_stand_flat': Florida</w:t>
       </w:r>
     </w:p>
     <w:p>

--- a/example_articles/states/Florida/2.states_Florida_New_York_Times.docx
+++ b/example_articles/states/Florida/2.states_Florida_New_York_Times.docx
@@ -7,9 +7,7 @@
         <w:pStyle w:val="Heading1"/>
       </w:pPr>
       <w:r>
-        <w:t>HOME ENTERTAINMENT/VIDEO: CRITICS' CHOICES;</w:t>
-        <w:br/>
-        <w:t>Movies That Fit Like a Glass Slipper</w:t>
+        <w:t>Gooden's Restless Days and Nights</w:t>
       </w:r>
     </w:p>
     <w:p>
@@ -19,17 +17,17 @@
     </w:p>
     <w:p>
       <w:r>
-        <w:t>Date: 1990-10-14</w:t>
+        <w:t>Date: 1991-02-25</w:t>
       </w:r>
     </w:p>
     <w:p>
       <w:r>
-        <w:t>Section: Section 2; Page 36, Column 1; Arts and Leisure Desk; Review</w:t>
+        <w:t>Section: Section C;; Section C; Page 4; Column 1; Sports Desk; Column 1;</w:t>
       </w:r>
     </w:p>
     <w:p>
       <w:r>
-        <w:t>Source file: NYT/31.DOCX</w:t>
+        <w:t>Source file: NYT/45.DOCX</w:t>
       </w:r>
     </w:p>
     <w:p>
@@ -51,23 +49,45 @@
     </w:p>
     <w:p>
       <w:r>
-        <w:t>Forty years and a sexual revolution separate Cinderella's fairy godmother singing ''Bibbidi, bobbidi, boo'' from Richard Gere offering Julia Roberts $3,000 to spend a week with him. But Disney's classic animated CINDERELLA (1950, $29.95) is simply an older sister of PRETTY WOMAN (1990, Touchstone, $19.99), the film about a sweet-natured streetwalker that has made more than $170 million at the box office and has just become available on video.</w:t>
+        <w:t>FOR most people, getting the amount of money the Mets have offered Dwight Gooden -- $13 million -- would be like winning the lottery.</w:t>
         <w:br/>
-        <w:t>''Pretty Woman'' wears its Cinderella heart on its sleeve and in its dialogue. What happens, asks Mr. Gere the businessman of Ms. Roberts the redeemed prostitute, after the prince saves the princess? ''She saves him right back,'' is the answer that gives the film its slick but unconvincing feminist gloss. The way to enjoy ''Pretty Woman'' is to forgive it for being retrograde and escape into its featherweight twist on the Cinderella pattern: this is a tale of discreetly viewed sex and explicit heavy shopping.</w:t>
+        <w:t xml:space="preserve"> For Dwight Gooden, age 26, the offer instead gave him a big headache, and he turned it down.</w:t>
         <w:br/>
-        <w:t>Here, when a poor girl is transformed from rags to a richer look so she can capture Prince Charming, there are no birds or mice or fairy godmothers involved, but there are several fawning salespeople on Rodeo Drive.</w:t>
+        <w:t>Doc Gooden said he had a restless night Friday, in contemplation of his future, which, after he plays out his contract this year, would presumably not include the Mets, the team for whom he has pitched, and often brilliantly, the last seven seasons.</w:t>
         <w:br/>
-        <w:t>The transformation in WORKING GIRL (1989, CBS/Fox, $19.98) is even less plausible. The working-class secretary played by Melanie Griffith raids the closet of her boss, played by Sigourney Weaver, listens to her voice on tape and has a girlfriend cut her hair. In a single afternoon, her accent disappears, her friend reveals a hidden talent for hairdressing and, most magically of all, Ms. Griffith fits into the clothes of Ms. Weaver, inches taller and much leaner. It's ridiculous and cheering, offering hope of the impossible.</w:t>
+        <w:t xml:space="preserve"> At a glance, all this seemed a bizarre reaction for a young man from a working-class family in Tampa, Fla. (His father, Dan, was a steelworker; his mother, Ella, was a nurse's aid; both are retired.) But, assured Gooden on Saturday: "Money isn't the issue. It's an issue of feelings."</w:t>
         <w:br/>
-        <w:t>Not all Cinderellas are young, potential princesses. Frank Capra's POCKETFUL OF MIRACLES (1961, MGM/UA, $19.95), a remake of his 1933 LADY FOR A DAY (just released; see below), is a sugarplum of a movie, with Bette Davis as Apple Annie, whose lucky apple-a-day keeps the gambler Dave the Dude (Glenn Ford) afloat. In an elaborate transformation designed to dupe Annie's well-bred daughter and her blue-blooded fiance's family, a huge cast of Runyonesque characters is spiffed up, taught to bow and curtsy, and taken to a ball. There is no visible fairy dust, but magic is everywhere on the screen.</w:t>
+        <w:t xml:space="preserve"> For that kind of proposed money, at that age, one wonders how he could possibly be in earnest about such inner suffering, and since there is no reason to believe he is not, then he must be stupid or arrogant or impossibly greedy, or all three. Or could he -- or will he, when this fitful moment passes -- be simply a businessman taking a calculated risk?</w:t>
         <w:br/>
+        <w:t>He agonizes, apparently, because the Mets wouldn't pay him the money he asks for, which would make him perhaps the highest-paid baseball player in history. The Mets were prepared to part with the $13 million for three years. Gooden and his agent, Jim Neader, sought a contract extension in a swankier neighborhood, however, the one now inhabited by Roger Clemens, who recently had his contract extended by the Red Sox for four years at a total of $21.5 million.</w:t>
         <w:br/>
-        <w:t>Graphic</w:t>
+        <w:t xml:space="preserve"> Gooden had given the Mets an ultimatum, that if they didn't come up with the extension money by Friday, he'd play out this season and then offer his services to all bidders.</w:t>
         <w:br/>
+        <w:t xml:space="preserve"> Greedy? Stupid? Arrogant? It is remembered how the owners stuck it to the players for a hundred years, paying them the most outrageously low salaries while they themselves raked in the dough. And only with the coming of free agency in the mid-1970's have ballplayers begun to earn what they so richly deserved.</w:t>
         <w:br/>
-        <w:t xml:space="preserve"> </w:t>
+        <w:t xml:space="preserve"> It is remembered that just within the last few years the baseball owners conspired like thieves to hold down salaries of players, and not to bid fairly in the open market, as the law stated. Arbitrators decided that the owners had to pay $280 million for three years' of collusion, lying and double-dealing.</w:t>
         <w:br/>
-        <w:t>Photo: Roberts in ''Pretty Woman'' (Touchstone Pictures)</w:t>
+        <w:t xml:space="preserve"> It is also considered that if Gooden doesn't get the money from the Mets, it goes right back to the owners, who will still drive around in limousines regardless of whether Gooden gets his green.</w:t>
+        <w:br/>
+        <w:t xml:space="preserve"> Fans have a history of resenting the money ballplayers make. Baseball is a game that children can play, and that we all have played, so how can it be high finance? Now, though, we read every day about ballplayers, some hardly megastars, receiving incredible sums -- pick a name, any name: Jose Rijo? He just signed for $3 million a year. Tom Candiotti? He'll be getting $2.5 million a year. Jim Gantner? He just signed for $1 million a year. Meanwhile, many of us look at our pay stubs and wonder, How come?</w:t>
+        <w:br/>
+        <w:t xml:space="preserve"> Because it is what the market will bear. Because it is what professionals with special skills can command. Because the money is there.</w:t>
+        <w:br/>
+        <w:t>Gooden currently is in the third year of a $6.7 million contract. Too bad that mere more millions could be so troublesome to him, then. But that is his problem.</w:t>
+        <w:br/>
+        <w:t xml:space="preserve"> Surely, meanwhile, one somehow would feel refreshed if Gooden would say something like: That $13 million is all I would ever need in the world, and I never dreamed of having all this. Look what more I can now do for my family, and even my friends. Look at what others are making, what the common working stiff is earning, and look at how fortunate I am that I don't have to suffer in wars and in deprivation, and that I'm playing a game that I love. Look how I am going to give millions to charity, to care for the homeless, to support museums and symphony orchestras.</w:t>
+        <w:br/>
+        <w:t xml:space="preserve"> Instead, Gooden says he wants to make as much money as Roger Clemens. It doesn't have quite the same ring.</w:t>
+        <w:br/>
+        <w:t xml:space="preserve"> Yet we don't expect altruistic or broadly philosophical utterances from Cosby or Stallone or Madonna or Trump or Robert Tisch, the new co-owner of the Giants. They make, and we nod; it's the American way. And the income of these people is 10, 15, even 100 times and more that of the ballplayer Rijo, or Candiotti, or Gantner -- or Doc Gooden.</w:t>
+        <w:br/>
+        <w:t xml:space="preserve"> Tisch, after all, paid more than $60 million for one-half of the Giants. It is estimated that he and his brother, Laurence, are worth $3.1 billion. There has not been a word in the news about the Tisches' making too much money, or how come they're not helping build more hospitals (they have in fact helped build some).</w:t>
+        <w:br/>
+        <w:t xml:space="preserve"> Whatever the outcome, the Mets, as Gooden and agent have eased up on their ultimatum and talks continue, will make a business decision: Is he worth the investment to them? Gooden, too, will make a business decision: Should I sign now for all that cash, or chance injury, chance a slumping season, and then seek to peddle my wares on the open market in October?</w:t>
+        <w:br/>
+        <w:t xml:space="preserve"> And the fans? If the Mets can maintain a competitive team, the paying customers, as the movie says, will come. Gooden or no Gooden.</w:t>
+        <w:br/>
+        <w:t xml:space="preserve"> The guess here is that the Mets and Gooden will reach a compromise. It will be based not on greed or arrogance or stupidity or ruffled feelings, but on a study of respective business ledgers. That is the game.</w:t>
       </w:r>
     </w:p>
     <w:sectPr>

--- a/example_articles/states/Florida/2.states_Florida_New_York_Times.docx
+++ b/example_articles/states/Florida/2.states_Florida_New_York_Times.docx
@@ -7,7 +7,7 @@
         <w:pStyle w:val="Heading1"/>
       </w:pPr>
       <w:r>
-        <w:t>Gooden's Restless Days and Nights</w:t>
+        <w:t>Miami Imam Sent Money to Terrorists, Jury Finds</w:t>
       </w:r>
     </w:p>
     <w:p>
@@ -17,17 +17,17 @@
     </w:p>
     <w:p>
       <w:r>
-        <w:t>Date: 1991-02-25</w:t>
+        <w:t>Date: 2013-03-05</w:t>
       </w:r>
     </w:p>
     <w:p>
       <w:r>
-        <w:t>Section: Section C;; Section C; Page 4; Column 1; Sports Desk; Column 1;</w:t>
+        <w:t>Section: Section A; Column 0; National Desk; Pg. 16</w:t>
       </w:r>
     </w:p>
     <w:p>
       <w:r>
-        <w:t>Source file: NYT/45.DOCX</w:t>
+        <w:t>Source file: NYT/23.DOCX</w:t>
       </w:r>
     </w:p>
     <w:p>
@@ -49,45 +49,36 @@
     </w:p>
     <w:p>
       <w:r>
-        <w:t>FOR most people, getting the amount of money the Mets have offered Dwight Gooden -- $13 million -- would be like winning the lottery.</w:t>
+        <w:t>MIAMI -- The imam of a small mosque in a working-class neighborhood here was found guilty in federal court on Monday of providing thousands of dollars of support to the Pakistani Taliban.</w:t>
         <w:br/>
-        <w:t xml:space="preserve"> For Dwight Gooden, age 26, the offer instead gave him a big headache, and he turned it down.</w:t>
+        <w:t>Capping a two-month trial, the imam, Hafiz Khan, 77, an American citizen who came to the United States in 1994, was found guilty by a jury of two counts of conspiracy and two counts of providing material support to terrorists. Each count faces a maximum 15-year prison sentence.</w:t>
         <w:br/>
-        <w:t>Doc Gooden said he had a restless night Friday, in contemplation of his future, which, after he plays out his contract this year, would presumably not include the Mets, the team for whom he has pitched, and often brilliantly, the last seven seasons.</w:t>
+        <w:t>Over the course of four days, the frail cleric delivered long speeches to the jury in Pashto, his native language, coming to his own defense. Mr. Khan said that he was ''totally against'' the Taliban and that he had sent the money to Pakistan to provide for his family and the Muslim school he had founded in the Swat Valley in Pakistan.</w:t>
         <w:br/>
-        <w:t xml:space="preserve"> At a glance, all this seemed a bizarre reaction for a young man from a working-class family in Tampa, Fla. (His father, Dan, was a steelworker; his mother, Ella, was a nurse's aid; both are retired.) But, assured Gooden on Saturday: "Money isn't the issue. It's an issue of feelings."</w:t>
+        <w:t>But federal prosecutors said Mr. Khan and, to a lesser extent, other relatives, not only embraced the Taliban's mission but also helped finance it. Mr. Khan, they said, sent an estimated $50,000 to the Pakistani Taliban, which is allied with Al Qaeda and is responsible for attacks against the Pakistani police and military targets.</w:t>
         <w:br/>
-        <w:t xml:space="preserve"> For that kind of proposed money, at that age, one wonders how he could possibly be in earnest about such inner suffering, and since there is no reason to believe he is not, then he must be stupid or arrogant or impossibly greedy, or all three. Or could he -- or will he, when this fitful moment passes -- be simply a businessman taking a calculated risk?</w:t>
+        <w:t>Prosecutors built their case around hundreds of F.B.I. recordings of Mr. Khan's telephone conversations. In those calls, he praised Taliban attacks, including those against United States military personnel and the failed 2010 attempt to detonate a bomb in Times Square. He also discussed the thousands of dollars he was funneling to Pakistan. Prosecutors also relied on bank records and a confidential informant.</w:t>
         <w:br/>
-        <w:t>He agonizes, apparently, because the Mets wouldn't pay him the money he asks for, which would make him perhaps the highest-paid baseball player in history. The Mets were prepared to part with the $13 million for three years. Gooden and his agent, Jim Neader, sought a contract extension in a swankier neighborhood, however, the one now inhabited by Roger Clemens, who recently had his contract extended by the Red Sox for four years at a total of $21.5 million.</w:t>
+        <w:t>In court, Mr. Khan, who was chastised by the judge for his rambling, evasive testimony, said he pretended to support the Taliban and extremism because he wanted the $1 million that was being offered to him by a man who turned out to be an informant. But prosecutors said there were no conversations about $1 million on any of the tapes.</w:t>
         <w:br/>
-        <w:t xml:space="preserve"> Gooden had given the Mets an ultimatum, that if they didn't come up with the extension money by Friday, he'd play out this season and then offer his services to all bidders.</w:t>
+        <w:t>''That is not supporting terrorism,'' Mr. Khan's lawyer, Khurrum Wahid, said in a closing argument. ''That is an old guy running a scam, who got scammed.''</w:t>
         <w:br/>
-        <w:t xml:space="preserve"> Greedy? Stupid? Arrogant? It is remembered how the owners stuck it to the players for a hundred years, paying them the most outrageously low salaries while they themselves raked in the dough. And only with the coming of free agency in the mid-1970's have ballplayers begun to earn what they so richly deserved.</w:t>
+        <w:t>The case was brought in May 2011, when prosecutors charged six defendants with conspiring with and supporting the Pakistani Taliban. In the end, only Mr. Khan, the imam of the Flagler Mosque, went to trial.</w:t>
         <w:br/>
-        <w:t xml:space="preserve"> It is remembered that just within the last few years the baseball owners conspired like thieves to hold down salaries of players, and not to bid fairly in the open market, as the law stated. Arbitrators decided that the owners had to pay $280 million for three years' of collusion, lying and double-dealing.</w:t>
+        <w:t>In January, Judge Robert N. Scola Jr. of the United States District Court for the Southern District of Florida dropped the charges against Mr. Khan's son Izhar Khan, an imam at a mosque in Margate, Fla., for lack of evidence. Federal prosecutors had already dropped terrorism and conspiracy charges against a second son for lack of evidence. Three other defendants remain in Pakistan.</w:t>
         <w:br/>
-        <w:t xml:space="preserve"> It is also considered that if Gooden doesn't get the money from the Mets, it goes right back to the owners, who will still drive around in limousines regardless of whether Gooden gets his green.</w:t>
+        <w:t>Since the 2001 terrorist attacks, it has become increasingly common for prosecutors to charge people with supporting the Pakistani Taliban even if they did not carry out operations themselves. Of the 50 top terrorism cases since Sept. 11, about 70 percent have involved financing or other support to terrorist groups, according to the Center on Law and Security at the New York University School of Law.</w:t>
         <w:br/>
-        <w:t xml:space="preserve"> Fans have a history of resenting the money ballplayers make. Baseball is a game that children can play, and that we all have played, so how can it be high finance? Now, though, we read every day about ballplayers, some hardly megastars, receiving incredible sums -- pick a name, any name: Jose Rijo? He just signed for $3 million a year. Tom Candiotti? He'll be getting $2.5 million a year. Jim Gantner? He just signed for $1 million a year. Meanwhile, many of us look at our pay stubs and wonder, How come?</w:t>
         <w:br/>
-        <w:t xml:space="preserve"> Because it is what the market will bear. Because it is what professionals with special skills can command. Because the money is there.</w:t>
+        <w:t>http://www.nytimes.com/2013/03/05/us/hafiz-khan-miami-imam-found-guilty-of-supporting-pakistani-taliban.html</w:t>
         <w:br/>
-        <w:t>Gooden currently is in the third year of a $6.7 million contract. Too bad that mere more millions could be so troublesome to him, then. But that is his problem.</w:t>
         <w:br/>
-        <w:t xml:space="preserve"> Surely, meanwhile, one somehow would feel refreshed if Gooden would say something like: That $13 million is all I would ever need in the world, and I never dreamed of having all this. Look what more I can now do for my family, and even my friends. Look at what others are making, what the common working stiff is earning, and look at how fortunate I am that I don't have to suffer in wars and in deprivation, and that I'm playing a game that I love. Look how I am going to give millions to charity, to care for the homeless, to support museums and symphony orchestras.</w:t>
+        <w:t>Graphic</w:t>
         <w:br/>
-        <w:t xml:space="preserve"> Instead, Gooden says he wants to make as much money as Roger Clemens. It doesn't have quite the same ring.</w:t>
         <w:br/>
-        <w:t xml:space="preserve"> Yet we don't expect altruistic or broadly philosophical utterances from Cosby or Stallone or Madonna or Trump or Robert Tisch, the new co-owner of the Giants. They make, and we nod; it's the American way. And the income of these people is 10, 15, even 100 times and more that of the ballplayer Rijo, or Candiotti, or Gantner -- or Doc Gooden.</w:t>
+        <w:t xml:space="preserve"> </w:t>
         <w:br/>
-        <w:t xml:space="preserve"> Tisch, after all, paid more than $60 million for one-half of the Giants. It is estimated that he and his brother, Laurence, are worth $3.1 billion. There has not been a word in the news about the Tisches' making too much money, or how come they're not helping build more hospitals (they have in fact helped build some).</w:t>
-        <w:br/>
-        <w:t xml:space="preserve"> Whatever the outcome, the Mets, as Gooden and agent have eased up on their ultimatum and talks continue, will make a business decision: Is he worth the investment to them? Gooden, too, will make a business decision: Should I sign now for all that cash, or chance injury, chance a slumping season, and then seek to peddle my wares on the open market in October?</w:t>
-        <w:br/>
-        <w:t xml:space="preserve"> And the fans? If the Mets can maintain a competitive team, the paying customers, as the movie says, will come. Gooden or no Gooden.</w:t>
-        <w:br/>
-        <w:t xml:space="preserve"> The guess here is that the Mets and Gooden will reach a compromise. It will be based not on greed or arrogance or stupidity or ruffled feelings, but on a study of respective business ledgers. That is the game.</w:t>
+        <w:t>PHOTO: Flagler Mosque in Miami in 2011, when its imam, Hafiz Khan, was charged with providing support to the Pakistani Taliban. (PHOTOGRAPH BY JOE RAEDLE/GETTY IMAGES)</w:t>
       </w:r>
     </w:p>
     <w:sectPr>
